--- a/business-plan/NORCO_Group_Business_Plan.docx
+++ b/business-plan/NORCO_Group_Business_Plan.docx
@@ -258,7 +258,7 @@
                 <w:color w:val="5C5B57"/>
                 <w:sz w:val="19"/>
               </w:rPr>
-              <w:t>Angola plant · Egypt · Sudan</w:t>
+              <w:t>Angola plant · Egypt · Sudan · Nigeria</w:t>
             </w:r>
           </w:p>
         </w:tc>
@@ -327,7 +327,7 @@
                 <w:color w:val="FFFFFF"/>
                 <w:sz w:val="28"/>
               </w:rPr>
-              <w:t>Investment Sought:  USD 1,500,000  —  50% of NORCO Egypt</w:t>
+              <w:t>Investment Sought:  USD 1,000,000  —  50% of NORCO Egypt</w:t>
             </w:r>
           </w:p>
           <w:p>
@@ -343,7 +343,7 @@
                 <w:color w:val="FFF4DF"/>
                 <w:sz w:val="20"/>
               </w:rPr>
-              <w:t>funding requirement band USD 1,000,000 – 1,500,000</w:t>
+              <w:t>core raise  ·  optional USD 500,000 accelerator (ceiling USD 1.5M)</w:t>
             </w:r>
           </w:p>
         </w:tc>
@@ -552,7 +552,7 @@
           <w:color w:val="1A1A19"/>
           <w:sz w:val="21"/>
         </w:rPr>
-        <w:t>premium household plastics produced at the group's affiliated plant in Angola and supplied to NORCO at 30% below price list — a locked-in margin of 30% of revenue at retail and 20% at wholesale. Egypt and Sudan first: 15 containers in Year 1 growing to 35 by Year 5.</w:t>
+        <w:t>premium household plastics produced at the group's affiliated plant in Angola on locked group supply terms — a blended margin of ~25% of revenue in Egypt and ~17% on export wholesale. Egypt and Sudan from Year 1, Nigeria from Year 2: 15 containers in Year 1 growing to 95 by Year 5.</w:t>
       </w:r>
     </w:p>
     <w:p>
@@ -605,7 +605,7 @@
                 <w:color w:val="FFFFFF"/>
                 <w:sz w:val="32"/>
               </w:rPr>
-              <w:t>$63.55M</w:t>
+              <w:t>$63.84M</w:t>
             </w:r>
           </w:p>
         </w:tc>
@@ -633,7 +633,7 @@
                 <w:color w:val="FFFFFF"/>
                 <w:sz w:val="32"/>
               </w:rPr>
-              <w:t>$3.27M</w:t>
+              <w:t>$11.77M</w:t>
             </w:r>
           </w:p>
         </w:tc>
@@ -661,7 +661,7 @@
                 <w:color w:val="FFFFFF"/>
                 <w:sz w:val="32"/>
               </w:rPr>
-              <w:t>Month 4</w:t>
+              <w:t>Month 6</w:t>
             </w:r>
           </w:p>
         </w:tc>
@@ -689,7 +689,7 @@
                 <w:color w:val="FFFFFF"/>
                 <w:sz w:val="32"/>
               </w:rPr>
-              <w:t>21% / 2.4x</w:t>
+              <w:t>79% / 12.8x</w:t>
             </w:r>
           </w:p>
         </w:tc>
@@ -775,7 +775,7 @@
                 <w:color w:val="C7D3DE"/>
                 <w:sz w:val="16"/>
               </w:rPr>
-              <w:t>OPERATING BREAK-EVEN</w:t>
+              <w:t>BREAK-EVEN (OP. &amp; CUM.)</w:t>
             </w:r>
           </w:p>
         </w:tc>
@@ -884,7 +884,7 @@
           <w:color w:val="1A1A19"/>
           <w:sz w:val="21"/>
         </w:rPr>
-        <w:t xml:space="preserve">USD 1,500,000 for 50% of NORCO Egypt </w:t>
+        <w:t xml:space="preserve">USD 1,000,000 for 50% of NORCO Egypt </w:t>
       </w:r>
       <w:r>
         <w:rPr>
@@ -894,7 +894,7 @@
           <w:color w:val="1A1A19"/>
           <w:sz w:val="21"/>
         </w:rPr>
-        <w:t>(band USD 1.0M – 1.5M), released in two tranches — USD 1.0M at close and USD 0.5M at Month 4 against verified milestones. The capital covers the peak working-capital requirement of USD 1,289,098 created by Vestwoods' Year-1 prepayment terms.</w:t>
+        <w:t>released in two tranches — USD 500K at close and USD 500K at Month 4 against verified milestones — plus an optional USD 500K accelerator (ceiling USD 1.5M). The capital covers the peak working-capital requirement of USD 903,954; Sinosure-approved supplier credit (10% down + 90% at 3-month credit) keeps the need this low.</w:t>
       </w:r>
     </w:p>
     <w:p>
@@ -930,7 +930,7 @@
           <w:color w:val="1A1A19"/>
           <w:sz w:val="21"/>
         </w:rPr>
-        <w:t>USD $6.52M revenue and USD 288,656 net profit, with operating break-even in Month 4 and cumulative break-even in Month 8. Five-year net profit USD $3.27M; cumulative profit passes the full USD 1.5M investment during Year 3.</w:t>
+        <w:t>USD $6.20M revenue and USD 1,031,391 net profit, with operating and cumulative break-even both in Month 6 (January 2027). Five-year net profit USD $11.77M; Year-1 profit alone exceeds the full USD 1.0M investment.</w:t>
       </w:r>
     </w:p>
     <w:p>
@@ -966,7 +966,7 @@
           <w:color w:val="1A1A19"/>
           <w:sz w:val="21"/>
         </w:rPr>
-        <w:t>100% of net profit is distributed annually in arrears; the investor receives half of every distribution plus a 50% share of the terminal value (5× Year-5 net profit): 21% IRR and 2.4x MOIC over five years.</w:t>
+        <w:t>100% of net profit is distributed annually in arrears; the investor receives half of every distribution — 4.2x the capital in dividends alone (48% IRR) — plus a 50% share of the terminal value (5× Year-5 net profit), lifting the total to 12.8x and a 79% IRR.</w:t>
       </w:r>
     </w:p>
     <w:p>
@@ -1142,7 +1142,7 @@
           <w:color w:val="1A1A19"/>
           <w:sz w:val="21"/>
         </w:rPr>
-        <w:t>Showroom #1: 6th October City (operational, 2-year lease, EGP 10,000/month). Showroom #2: New Cairo, ~100 sqm, opens Month 1 (USD 3,500/month). Office: New Cairo, ~100 sqm fully furnished (USD 3,000/month). Warehouse: 300–700 sqm in 6th October, Sheikh Zayed or New Cairo, selected on cost (USD 3,000/month planned).</w:t>
+        <w:t>Showroom #1: 6th October City (operational, 2-year lease, EGP 10,000/month). Showroom #2: New Cairo, ~100 sqm, opens Month 1 (USD 2,500/month). Office: New Cairo, ~100 sqm fully furnished (USD 3,000/month). Warehouse: 300–700 sqm in 6th October, Sheikh Zayed or New Cairo, selected on cost (USD 3,000/month planned).</w:t>
       </w:r>
     </w:p>
     <w:p>
@@ -1288,7 +1288,7 @@
                 <w:color w:val="1A1A19"/>
                 <w:sz w:val="18"/>
               </w:rPr>
-              <w:t>Investor (USD 1.5M capital)</w:t>
+              <w:t>Investor (USD 1.0M capital)</w:t>
             </w:r>
           </w:p>
         </w:tc>
@@ -3046,7 +3046,7 @@
           <w:color w:val="1A1A19"/>
           <w:sz w:val="21"/>
         </w:rPr>
-        <w:t>Vestwoods is a Haier Energy brand of lithium (LFP) battery storage, hybrid inverters and telecom power. NORCO holds the exclusive Egypt agency with price control. Chronic load-shedding, diesel escalation and the national solar push make storage a purchase of necessity across residential, telecom and C&amp;I segments. Each 40ft container carries 340 units with a fully-landed cost of USD 342,316; the same container sells for USD 472,680 at retail (28% margin) or USD 393,882 at wholesale (13% margin). Egypt sells a 50/50 retail-wholesale mix; Sudan, Algeria and Libya buy at wholesale.</w:t>
+        <w:t>Vestwoods is a Haier Energy brand of lithium (LFP) battery storage, hybrid inverters and telecom power. NORCO holds the exclusive Egypt agency with price control. Chronic load-shedding, diesel escalation and the national solar push make storage a purchase of necessity across residential, telecom and C&amp;I segments. Each 40ft container carries 340 units. In Egypt the container sells at a 50/50 retail-wholesale mix for USD 433,281 (21% blended margin on a 79% product cost). Export containers to Sudan, Algeria and Libya are billed at USD 393,861 each, with product cost booked at 50% of export revenue under the group's negotiated export supply pricing.</w:t>
       </w:r>
     </w:p>
     <w:tbl>
@@ -4775,7 +4775,7 @@
                 <w:color w:val="0F2942"/>
                 <w:sz w:val="17"/>
               </w:rPr>
-              <w:t>393,882</w:t>
+              <w:t>393,861</w:t>
             </w:r>
           </w:p>
         </w:tc>
@@ -4842,7 +4842,7 @@
           <w:color w:val="1A1A19"/>
           <w:sz w:val="21"/>
         </w:rPr>
-        <w:t>Al Reem Plastics is the group's affiliated houseware producer based in Angola. Because the supply relationship sits inside the group, NORCO buys at 30% below price list — locking a margin of 30% of revenue on retail sales and 20% on wholesale, protected from supplier price pressure. The range covers storage, kitchen and food containers, laundry and cleaning ware, bowls, planters and furniture. The July-2026 Egypt packing list — 69 SKUs, 20,488 units per 40ft container — is costed line-by-line at USD 59,343 landed.</w:t>
+        <w:t>Al Reem Plastics is the group's affiliated houseware producer based in Angola. Because the supply relationship sits inside the group, NORCO buys on preferential credit terms that lock its margin — ~25% of revenue on the Egyptian retail/wholesale mix and ~17% on export wholesale — protected from supplier price pressure. The range covers storage, kitchen and food containers, laundry and cleaning ware, bowls, planters and furniture. The July-2026 Egypt packing list — 69 SKUs, 20,488 units per 40ft container — is costed line-by-line at USD 43,339 landed (incl. USD 2,500 freight).</w:t>
       </w:r>
     </w:p>
     <w:tbl>
@@ -5083,7 +5083,7 @@
                 <w:color w:val="1A1A19"/>
                 <w:sz w:val="18"/>
               </w:rPr>
-              <w:t>59,343</w:t>
+              <w:t>43,339</w:t>
             </w:r>
           </w:p>
         </w:tc>
@@ -5111,7 +5111,7 @@
                 <w:color w:val="1A1A19"/>
                 <w:sz w:val="18"/>
               </w:rPr>
-              <w:t>bought 30% below price list</w:t>
+              <w:t>group supply terms, incl. USD 2,500 freight</w:t>
             </w:r>
           </w:p>
         </w:tc>
@@ -5166,7 +5166,7 @@
                 <w:color w:val="1A1A19"/>
                 <w:sz w:val="18"/>
               </w:rPr>
-              <w:t>79,477</w:t>
+              <w:t>57,688</w:t>
             </w:r>
           </w:p>
         </w:tc>
@@ -5193,7 +5193,7 @@
                 <w:color w:val="1A1A19"/>
                 <w:sz w:val="18"/>
               </w:rPr>
-              <w:t>50% retail / 50% wholesale — 25.3% margin</w:t>
+              <w:t>50% retail / 50% wholesale — 24.9% margin</w:t>
             </w:r>
           </w:p>
         </w:tc>
@@ -5222,7 +5222,7 @@
                 <w:color w:val="1A1A19"/>
                 <w:sz w:val="18"/>
               </w:rPr>
-              <w:t>Sudan revenue per container</w:t>
+              <w:t>Export revenue per container</w:t>
             </w:r>
           </w:p>
         </w:tc>
@@ -5250,7 +5250,7 @@
                 <w:color w:val="1A1A19"/>
                 <w:sz w:val="18"/>
               </w:rPr>
-              <w:t>74,179</w:t>
+              <w:t>52,444</w:t>
             </w:r>
           </w:p>
         </w:tc>
@@ -5278,7 +5278,7 @@
                 <w:color w:val="1A1A19"/>
                 <w:sz w:val="18"/>
               </w:rPr>
-              <w:t>wholesale only — 20.0% margin</w:t>
+              <w:t>wholesale (Sudan/Nigeria) — 17.4% margin</w:t>
             </w:r>
           </w:p>
         </w:tc>
@@ -5333,7 +5333,7 @@
                 <w:color w:val="1A1A19"/>
                 <w:sz w:val="18"/>
               </w:rPr>
-              <w:t>20,134</w:t>
+              <w:t>14,349</w:t>
             </w:r>
           </w:p>
         </w:tc>
@@ -5388,7 +5388,7 @@
                 <w:color w:val="1A1A19"/>
                 <w:sz w:val="18"/>
               </w:rPr>
-              <w:t>Sudan gross profit per container</w:t>
+              <w:t>Export gross profit per container</w:t>
             </w:r>
           </w:p>
         </w:tc>
@@ -5416,7 +5416,7 @@
                 <w:color w:val="1A1A19"/>
                 <w:sz w:val="18"/>
               </w:rPr>
-              <w:t>14,836</w:t>
+              <w:t>9,105</w:t>
             </w:r>
           </w:p>
         </w:tc>
@@ -7854,6 +7854,42 @@
     </w:p>
     <w:p>
       <w:pPr>
+        <w:spacing w:after="80" w:line="264" w:lineRule="auto"/>
+        <w:ind w:left="403"/>
+      </w:pPr>
+      <w:r>
+        <w:rPr>
+          <w:rFonts w:ascii="Calibri" w:hAnsi="Calibri"/>
+          <w:b/>
+          <w:i w:val="0"/>
+          <w:color w:val="C8892A"/>
+          <w:sz w:val="21"/>
+        </w:rPr>
+        <w:t xml:space="preserve">▪  </w:t>
+      </w:r>
+      <w:r>
+        <w:rPr>
+          <w:rFonts w:ascii="Calibri" w:hAnsi="Calibri"/>
+          <w:b/>
+          <w:i w:val="0"/>
+          <w:color w:val="1A1A19"/>
+          <w:sz w:val="21"/>
+        </w:rPr>
+        <w:t xml:space="preserve">Nigeria (Al Reem) — </w:t>
+      </w:r>
+      <w:r>
+        <w:rPr>
+          <w:rFonts w:ascii="Calibri" w:hAnsi="Calibri"/>
+          <w:b w:val="0"/>
+          <w:i w:val="0"/>
+          <w:color w:val="1A1A19"/>
+          <w:sz w:val="21"/>
+        </w:rPr>
+        <w:t>houseware export corridor from Year 2 through a Lagos sub-distributor on 50% advance + 50% delivery terms; 8 growing to 25 containers by Year 5.</w:t>
+      </w:r>
+    </w:p>
+    <w:p>
+      <w:pPr>
         <w:keepNext/>
         <w:spacing w:before="220" w:after="80"/>
       </w:pPr>
@@ -8218,7 +8254,7 @@
                 <w:color w:val="1A1A19"/>
                 <w:sz w:val="17"/>
               </w:rPr>
-              <w:t>Vestwoods — Year 1 (POs Aug-26 – Jul-27)</w:t>
+              <w:t>Vestwoods — Year 1 (Sinosure approved)</w:t>
             </w:r>
           </w:p>
         </w:tc>
@@ -8244,7 +8280,7 @@
                 <w:color w:val="1A1A19"/>
                 <w:sz w:val="17"/>
               </w:rPr>
-              <w:t>100% payment before shipment</w:t>
+              <w:t>Containers 1–4 paid in full; containers 5–13 at 10% down + 90% on 3-month credit</w:t>
             </w:r>
           </w:p>
         </w:tc>
@@ -8270,7 +8306,7 @@
                 <w:color w:val="1A1A19"/>
                 <w:sz w:val="17"/>
               </w:rPr>
-              <w:t>USD 239,805 prepaid per container ~2 months before sale; the reason for the raise</w:t>
+              <w:t>Sinosure cover converts most Year-1 container capital to credit — the raise shrinks to USD 1.0M</w:t>
             </w:r>
           </w:p>
         </w:tc>
@@ -8299,7 +8335,7 @@
                 <w:color w:val="1A1A19"/>
                 <w:sz w:val="17"/>
               </w:rPr>
-              <w:t>Vestwoods — Year 2+ (POs from Month 13)</w:t>
+              <w:t>Vestwoods — Year 2+</w:t>
             </w:r>
           </w:p>
         </w:tc>
@@ -8326,7 +8362,7 @@
                 <w:color w:val="1A1A19"/>
                 <w:sz w:val="17"/>
               </w:rPr>
-              <w:t>10% down + 90% at 3-month credit</w:t>
+              <w:t>10% down + 90% at 3-month credit on all POs</w:t>
             </w:r>
           </w:p>
         </w:tc>
@@ -8353,7 +8389,7 @@
                 <w:color w:val="1A1A19"/>
                 <w:sz w:val="17"/>
               </w:rPr>
-              <w:t>Releases ~90% of container capital; Year 2+ growth self-funding</w:t>
+              <w:t>~22.5% of purchases outstanding at year end; growth self-funding</w:t>
             </w:r>
           </w:p>
         </w:tc>
@@ -8407,7 +8443,7 @@
                 <w:color w:val="1A1A19"/>
                 <w:sz w:val="17"/>
               </w:rPr>
-              <w:t>Paid against shipping documents</w:t>
+              <w:t>Group credit terms, paid against documents</w:t>
             </w:r>
           </w:p>
         </w:tc>
@@ -8433,7 +8469,7 @@
                 <w:color w:val="1A1A19"/>
                 <w:sz w:val="17"/>
               </w:rPr>
-              <w:t>Flexible group terms; ~1 month between payment and sale</w:t>
+              <w:t>USD 158,571 payable carried at Year-1 end; settled from Year-2 cash</w:t>
             </w:r>
           </w:p>
         </w:tc>
@@ -8816,7 +8852,7 @@
           <w:color w:val="5C5B57"/>
           <w:sz w:val="19"/>
         </w:rPr>
-        <w:t>All figures USD. Vestwoods margins per the verified pricing list (COGS 72% of retail revenue / 87% of wholesale revenue); Al Reem margins locked by the group supply agreement (30% retail / 20% wholesale). Planning FX EGP 53; corporate tax 22.5% with Year-1 loss carry-forward. The companion workbook carries the full monthly Year-1 P&amp;L and cash flow.</w:t>
+        <w:t>All figures USD, tying 1:1 to the companion workbook. Egypt Vestwoods product cost is 79% of revenue (50/50 retail-wholesale mix); export product cost is booked at 50% of export revenue per the group's negotiated export pricing. Al Reem margins are locked by the group supply agreement. Planning FX EGP 53; corporate tax 22.5% with Year-1 loss carry-forward.</w:t>
       </w:r>
     </w:p>
     <w:p>
@@ -9076,7 +9112,7 @@
                 <w:color w:val="1A1A19"/>
                 <w:sz w:val="17"/>
               </w:rPr>
-              <w:t>5,356,860</w:t>
+              <w:t>5,356,510</w:t>
             </w:r>
           </w:p>
         </w:tc>
@@ -9103,7 +9139,7 @@
                 <w:color w:val="1A1A19"/>
                 <w:sz w:val="17"/>
               </w:rPr>
-              <w:t>8,153,433</w:t>
+              <w:t>8,003,813</w:t>
             </w:r>
           </w:p>
         </w:tc>
@@ -9130,7 +9166,7 @@
                 <w:color w:val="1A1A19"/>
                 <w:sz w:val="17"/>
               </w:rPr>
-              <w:t>10,595,523</w:t>
+              <w:t>9,604,575</w:t>
             </w:r>
           </w:p>
         </w:tc>
@@ -9157,7 +9193,7 @@
                 <w:color w:val="1A1A19"/>
                 <w:sz w:val="17"/>
               </w:rPr>
-              <w:t>13,037,613</w:t>
+              <w:t>11,525,489</w:t>
             </w:r>
           </w:p>
         </w:tc>
@@ -9184,7 +9220,7 @@
                 <w:color w:val="1A1A19"/>
                 <w:sz w:val="17"/>
               </w:rPr>
-              <w:t>16,740,147</w:t>
+              <w:t>13,830,588</w:t>
             </w:r>
           </w:p>
         </w:tc>
@@ -9241,7 +9277,7 @@
                 <w:color w:val="1A1A19"/>
                 <w:sz w:val="17"/>
               </w:rPr>
-              <w:t>1,165,666</w:t>
+              <w:t>839,103</w:t>
             </w:r>
           </w:p>
         </w:tc>
@@ -9269,7 +9305,7 @@
                 <w:color w:val="1A1A19"/>
                 <w:sz w:val="17"/>
               </w:rPr>
-              <w:t>1,547,157</w:t>
+              <w:t>2,097,758</w:t>
             </w:r>
           </w:p>
         </w:tc>
@@ -9297,7 +9333,7 @@
                 <w:color w:val="1A1A19"/>
                 <w:sz w:val="17"/>
               </w:rPr>
-              <w:t>1,933,946</w:t>
+              <w:t>3,408,857</w:t>
             </w:r>
           </w:p>
         </w:tc>
@@ -9325,7 +9361,7 @@
                 <w:color w:val="1A1A19"/>
                 <w:sz w:val="17"/>
               </w:rPr>
-              <w:t>2,320,735</w:t>
+              <w:t>3,985,741</w:t>
             </w:r>
           </w:p>
         </w:tc>
@@ -9353,7 +9389,7 @@
                 <w:color w:val="1A1A19"/>
                 <w:sz w:val="17"/>
               </w:rPr>
-              <w:t>2,702,226</w:t>
+              <w:t>5,191,951</w:t>
             </w:r>
           </w:p>
         </w:tc>
@@ -9408,7 +9444,7 @@
                 <w:color w:val="1A1A19"/>
                 <w:sz w:val="17"/>
               </w:rPr>
-              <w:t>6,522,526</w:t>
+              <w:t>6,195,613</w:t>
             </w:r>
           </w:p>
         </w:tc>
@@ -9435,7 +9471,7 @@
                 <w:color w:val="1A1A19"/>
                 <w:sz w:val="17"/>
               </w:rPr>
-              <w:t>9,700,590</w:t>
+              <w:t>10,101,570</w:t>
             </w:r>
           </w:p>
         </w:tc>
@@ -9462,7 +9498,7 @@
                 <w:color w:val="1A1A19"/>
                 <w:sz w:val="17"/>
               </w:rPr>
-              <w:t>12,529,469</w:t>
+              <w:t>13,013,431</w:t>
             </w:r>
           </w:p>
         </w:tc>
@@ -9489,7 +9525,7 @@
                 <w:color w:val="1A1A19"/>
                 <w:sz w:val="17"/>
               </w:rPr>
-              <w:t>15,358,348</w:t>
+              <w:t>15,511,230</w:t>
             </w:r>
           </w:p>
         </w:tc>
@@ -9516,7 +9552,7 @@
                 <w:color w:val="1A1A19"/>
                 <w:sz w:val="17"/>
               </w:rPr>
-              <w:t>19,442,373</w:t>
+              <w:t>19,022,538</w:t>
             </w:r>
           </w:p>
         </w:tc>
@@ -9573,7 +9609,7 @@
                 <w:color w:val="1A1A19"/>
                 <w:sz w:val="17"/>
               </w:rPr>
-              <w:t>1,182,273</w:t>
+              <w:t>2,114,147</w:t>
             </w:r>
           </w:p>
         </w:tc>
@@ -9601,7 +9637,7 @@
                 <w:color w:val="1A1A19"/>
                 <w:sz w:val="17"/>
               </w:rPr>
-              <w:t>1,667,410</w:t>
+              <w:t>3,446,656</w:t>
             </w:r>
           </w:p>
         </w:tc>
@@ -9629,7 +9665,7 @@
                 <w:color w:val="1A1A19"/>
                 <w:sz w:val="17"/>
               </w:rPr>
-              <w:t>2,145,678</w:t>
+              <w:t>4,440,183</w:t>
             </w:r>
           </w:p>
         </w:tc>
@@ -9657,7 +9693,7 @@
                 <w:color w:val="1A1A19"/>
                 <w:sz w:val="17"/>
               </w:rPr>
-              <w:t>2,623,946</w:t>
+              <w:t>5,292,432</w:t>
             </w:r>
           </w:p>
         </w:tc>
@@ -9685,7 +9721,7 @@
                 <w:color w:val="1A1A19"/>
                 <w:sz w:val="17"/>
               </w:rPr>
-              <w:t>3,330,412</w:t>
+              <w:t>6,490,490</w:t>
             </w:r>
           </w:p>
         </w:tc>
@@ -9740,7 +9776,7 @@
                 <w:color w:val="1A1A19"/>
                 <w:sz w:val="17"/>
               </w:rPr>
-              <w:t>18.1%</w:t>
+              <w:t>34.1%</w:t>
             </w:r>
           </w:p>
         </w:tc>
@@ -9767,7 +9803,7 @@
                 <w:color w:val="1A1A19"/>
                 <w:sz w:val="17"/>
               </w:rPr>
-              <w:t>17.2%</w:t>
+              <w:t>34.1%</w:t>
             </w:r>
           </w:p>
         </w:tc>
@@ -9794,7 +9830,7 @@
                 <w:color w:val="1A1A19"/>
                 <w:sz w:val="17"/>
               </w:rPr>
-              <w:t>17.1%</w:t>
+              <w:t>34.1%</w:t>
             </w:r>
           </w:p>
         </w:tc>
@@ -9821,7 +9857,7 @@
                 <w:color w:val="1A1A19"/>
                 <w:sz w:val="17"/>
               </w:rPr>
-              <w:t>17.1%</w:t>
+              <w:t>34.1%</w:t>
             </w:r>
           </w:p>
         </w:tc>
@@ -9848,7 +9884,7 @@
                 <w:color w:val="1A1A19"/>
                 <w:sz w:val="17"/>
               </w:rPr>
-              <w:t>17.1%</w:t>
+              <w:t>34.1%</w:t>
             </w:r>
           </w:p>
         </w:tc>
@@ -9905,7 +9941,7 @@
                 <w:color w:val="1A1A19"/>
                 <w:sz w:val="17"/>
               </w:rPr>
-              <w:t>809,814</w:t>
+              <w:t>783,321</w:t>
             </w:r>
           </w:p>
         </w:tc>
@@ -9933,7 +9969,7 @@
                 <w:color w:val="1A1A19"/>
                 <w:sz w:val="17"/>
               </w:rPr>
-              <w:t>994,408</w:t>
+              <w:t>982,328</w:t>
             </w:r>
           </w:p>
         </w:tc>
@@ -9961,7 +9997,7 @@
                 <w:color w:val="1A1A19"/>
                 <w:sz w:val="17"/>
               </w:rPr>
-              <w:t>1,256,407</w:t>
+              <w:t>1,242,390</w:t>
             </w:r>
           </w:p>
         </w:tc>
@@ -9989,7 +10025,7 @@
                 <w:color w:val="1A1A19"/>
                 <w:sz w:val="17"/>
               </w:rPr>
-              <w:t>1,578,367</w:t>
+              <w:t>1,550,096</w:t>
             </w:r>
           </w:p>
         </w:tc>
@@ -10017,7 +10053,7 @@
                 <w:color w:val="1A1A19"/>
                 <w:sz w:val="17"/>
               </w:rPr>
-              <w:t>2,088,850</w:t>
+              <w:t>2,038,137</w:t>
             </w:r>
           </w:p>
         </w:tc>
@@ -10072,7 +10108,7 @@
                 <w:color w:val="1A1A19"/>
                 <w:sz w:val="17"/>
               </w:rPr>
-              <w:t>372,459</w:t>
+              <w:t>1,330,826</w:t>
             </w:r>
           </w:p>
         </w:tc>
@@ -10099,7 +10135,7 @@
                 <w:color w:val="1A1A19"/>
                 <w:sz w:val="17"/>
               </w:rPr>
-              <w:t>673,002</w:t>
+              <w:t>2,464,328</w:t>
             </w:r>
           </w:p>
         </w:tc>
@@ -10126,7 +10162,7 @@
                 <w:color w:val="1A1A19"/>
                 <w:sz w:val="17"/>
               </w:rPr>
-              <w:t>889,271</w:t>
+              <w:t>3,197,793</w:t>
             </w:r>
           </w:p>
         </w:tc>
@@ -10153,7 +10189,7 @@
                 <w:color w:val="1A1A19"/>
                 <w:sz w:val="17"/>
               </w:rPr>
-              <w:t>1,045,579</w:t>
+              <w:t>3,742,336</w:t>
             </w:r>
           </w:p>
         </w:tc>
@@ -10180,7 +10216,7 @@
                 <w:color w:val="1A1A19"/>
                 <w:sz w:val="17"/>
               </w:rPr>
-              <w:t>1,241,562</w:t>
+              <w:t>4,452,353</w:t>
             </w:r>
           </w:p>
         </w:tc>
@@ -10237,7 +10273,7 @@
                 <w:color w:val="1A1A19"/>
                 <w:sz w:val="17"/>
               </w:rPr>
-              <w:t>83,803</w:t>
+              <w:t>299,436</w:t>
             </w:r>
           </w:p>
         </w:tc>
@@ -10265,7 +10301,7 @@
                 <w:color w:val="1A1A19"/>
                 <w:sz w:val="17"/>
               </w:rPr>
-              <w:t>151,425</w:t>
+              <w:t>554,474</w:t>
             </w:r>
           </w:p>
         </w:tc>
@@ -10293,7 +10329,7 @@
                 <w:color w:val="1A1A19"/>
                 <w:sz w:val="17"/>
               </w:rPr>
-              <w:t>200,086</w:t>
+              <w:t>719,503</w:t>
             </w:r>
           </w:p>
         </w:tc>
@@ -10321,7 +10357,7 @@
                 <w:color w:val="1A1A19"/>
                 <w:sz w:val="17"/>
               </w:rPr>
-              <w:t>235,255</w:t>
+              <w:t>842,026</w:t>
             </w:r>
           </w:p>
         </w:tc>
@@ -10349,7 +10385,7 @@
                 <w:color w:val="1A1A19"/>
                 <w:sz w:val="17"/>
               </w:rPr>
-              <w:t>279,351</w:t>
+              <w:t>1,001,779</w:t>
             </w:r>
           </w:p>
         </w:tc>
@@ -10404,7 +10440,7 @@
                 <w:color w:val="1A1A19"/>
                 <w:sz w:val="17"/>
               </w:rPr>
-              <w:t>288,656</w:t>
+              <w:t>1,031,391</w:t>
             </w:r>
           </w:p>
         </w:tc>
@@ -10431,7 +10467,7 @@
                 <w:color w:val="1A1A19"/>
                 <w:sz w:val="17"/>
               </w:rPr>
-              <w:t>521,577</w:t>
+              <w:t>1,909,854</w:t>
             </w:r>
           </w:p>
         </w:tc>
@@ -10458,7 +10494,7 @@
                 <w:color w:val="1A1A19"/>
                 <w:sz w:val="17"/>
               </w:rPr>
-              <w:t>689,185</w:t>
+              <w:t>2,478,290</w:t>
             </w:r>
           </w:p>
         </w:tc>
@@ -10485,7 +10521,7 @@
                 <w:color w:val="1A1A19"/>
                 <w:sz w:val="17"/>
               </w:rPr>
-              <w:t>810,324</w:t>
+              <w:t>2,900,311</w:t>
             </w:r>
           </w:p>
         </w:tc>
@@ -10512,7 +10548,7 @@
                 <w:color w:val="1A1A19"/>
                 <w:sz w:val="17"/>
               </w:rPr>
-              <w:t>962,211</w:t>
+              <w:t>3,450,573</w:t>
             </w:r>
           </w:p>
         </w:tc>
@@ -10569,7 +10605,7 @@
                 <w:color w:val="1A1A19"/>
                 <w:sz w:val="17"/>
               </w:rPr>
-              <w:t>4.4%</w:t>
+              <w:t>16.6%</w:t>
             </w:r>
           </w:p>
         </w:tc>
@@ -10597,7 +10633,7 @@
                 <w:color w:val="1A1A19"/>
                 <w:sz w:val="17"/>
               </w:rPr>
-              <w:t>5.4%</w:t>
+              <w:t>18.9%</w:t>
             </w:r>
           </w:p>
         </w:tc>
@@ -10625,7 +10661,7 @@
                 <w:color w:val="1A1A19"/>
                 <w:sz w:val="17"/>
               </w:rPr>
-              <w:t>5.5%</w:t>
+              <w:t>19.0%</w:t>
             </w:r>
           </w:p>
         </w:tc>
@@ -10653,7 +10689,7 @@
                 <w:color w:val="1A1A19"/>
                 <w:sz w:val="17"/>
               </w:rPr>
-              <w:t>5.3%</w:t>
+              <w:t>18.7%</w:t>
             </w:r>
           </w:p>
         </w:tc>
@@ -10681,7 +10717,7 @@
                 <w:color w:val="1A1A19"/>
                 <w:sz w:val="17"/>
               </w:rPr>
-              <w:t>4.9%</w:t>
+              <w:t>18.1%</w:t>
             </w:r>
           </w:p>
         </w:tc>
@@ -10988,7 +11024,7 @@
                 <w:color w:val="1A1A19"/>
                 <w:sz w:val="17"/>
               </w:rPr>
-              <w:t>2,599,686</w:t>
+              <w:t>2,599,483</w:t>
             </w:r>
           </w:p>
         </w:tc>
@@ -11015,7 +11051,7 @@
                 <w:color w:val="1A1A19"/>
                 <w:sz w:val="17"/>
               </w:rPr>
-              <w:t>3,032,967</w:t>
+              <w:t>3,119,380</w:t>
             </w:r>
           </w:p>
         </w:tc>
@@ -11042,7 +11078,7 @@
                 <w:color w:val="1A1A19"/>
                 <w:sz w:val="17"/>
               </w:rPr>
-              <w:t>3,899,529</w:t>
+              <w:t>3,743,256</w:t>
             </w:r>
           </w:p>
         </w:tc>
@@ -11069,7 +11105,7 @@
                 <w:color w:val="1A1A19"/>
                 <w:sz w:val="17"/>
               </w:rPr>
-              <w:t>4,766,091</w:t>
+              <w:t>4,491,907</w:t>
             </w:r>
           </w:p>
         </w:tc>
@@ -11096,7 +11132,7 @@
                 <w:color w:val="1A1A19"/>
                 <w:sz w:val="17"/>
               </w:rPr>
-              <w:t>6,499,215</w:t>
+              <w:t>5,390,288</w:t>
             </w:r>
           </w:p>
         </w:tc>
@@ -11125,7 +11161,7 @@
                 <w:color w:val="1A1A19"/>
                 <w:sz w:val="17"/>
               </w:rPr>
-              <w:t>Egypt — Al Reem (10→20 containers)</w:t>
+              <w:t>Egypt — Al Reem (10→40 containers)</w:t>
             </w:r>
           </w:p>
         </w:tc>
@@ -11153,7 +11189,7 @@
                 <w:color w:val="1A1A19"/>
                 <w:sz w:val="17"/>
               </w:rPr>
-              <w:t>794,772</w:t>
+              <w:t>576,883</w:t>
             </w:r>
           </w:p>
         </w:tc>
@@ -11181,7 +11217,7 @@
                 <w:color w:val="1A1A19"/>
                 <w:sz w:val="17"/>
               </w:rPr>
-              <w:t>953,727</w:t>
+              <w:t>1,153,766</w:t>
             </w:r>
           </w:p>
         </w:tc>
@@ -11209,7 +11245,7 @@
                 <w:color w:val="1A1A19"/>
                 <w:sz w:val="17"/>
               </w:rPr>
-              <w:t>1,192,158</w:t>
+              <w:t>1,730,649</w:t>
             </w:r>
           </w:p>
         </w:tc>
@@ -11237,7 +11273,7 @@
                 <w:color w:val="1A1A19"/>
                 <w:sz w:val="17"/>
               </w:rPr>
-              <w:t>1,430,590</w:t>
+              <w:t>1,730,649</w:t>
             </w:r>
           </w:p>
         </w:tc>
@@ -11265,7 +11301,7 @@
                 <w:color w:val="1A1A19"/>
                 <w:sz w:val="17"/>
               </w:rPr>
-              <w:t>1,589,545</w:t>
+              <w:t>2,307,531</w:t>
             </w:r>
           </w:p>
         </w:tc>
@@ -11320,7 +11356,7 @@
                 <w:color w:val="1A1A19"/>
                 <w:sz w:val="17"/>
               </w:rPr>
-              <w:t>1,575,528</w:t>
+              <w:t>1,575,444</w:t>
             </w:r>
           </w:p>
         </w:tc>
@@ -11347,7 +11383,7 @@
                 <w:color w:val="1A1A19"/>
                 <w:sz w:val="17"/>
               </w:rPr>
-              <w:t>1,969,410</w:t>
+              <w:t>1,890,533</w:t>
             </w:r>
           </w:p>
         </w:tc>
@@ -11374,7 +11410,7 @@
                 <w:color w:val="1A1A19"/>
                 <w:sz w:val="17"/>
               </w:rPr>
-              <w:t>2,363,292</w:t>
+              <w:t>2,268,639</w:t>
             </w:r>
           </w:p>
         </w:tc>
@@ -11401,7 +11437,7 @@
                 <w:color w:val="1A1A19"/>
                 <w:sz w:val="17"/>
               </w:rPr>
-              <w:t>3,151,056</w:t>
+              <w:t>2,722,367</w:t>
             </w:r>
           </w:p>
         </w:tc>
@@ -11428,7 +11464,7 @@
                 <w:color w:val="1A1A19"/>
                 <w:sz w:val="17"/>
               </w:rPr>
-              <w:t>3,938,820</w:t>
+              <w:t>3,266,841</w:t>
             </w:r>
           </w:p>
         </w:tc>
@@ -11457,7 +11493,7 @@
                 <w:color w:val="1A1A19"/>
                 <w:sz w:val="17"/>
               </w:rPr>
-              <w:t>Sudan — Al Reem (5→15 containers)</w:t>
+              <w:t>Sudan — Al Reem (5→30 containers)</w:t>
             </w:r>
           </w:p>
         </w:tc>
@@ -11485,7 +11521,7 @@
                 <w:color w:val="1A1A19"/>
                 <w:sz w:val="17"/>
               </w:rPr>
-              <w:t>370,894</w:t>
+              <w:t>262,220</w:t>
             </w:r>
           </w:p>
         </w:tc>
@@ -11513,7 +11549,7 @@
                 <w:color w:val="1A1A19"/>
                 <w:sz w:val="17"/>
               </w:rPr>
-              <w:t>593,430</w:t>
+              <w:t>524,440</w:t>
             </w:r>
           </w:p>
         </w:tc>
@@ -11541,7 +11577,7 @@
                 <w:color w:val="1A1A19"/>
                 <w:sz w:val="17"/>
               </w:rPr>
-              <w:t>741,788</w:t>
+              <w:t>1,048,880</w:t>
             </w:r>
           </w:p>
         </w:tc>
@@ -11569,7 +11605,7 @@
                 <w:color w:val="1A1A19"/>
                 <w:sz w:val="17"/>
               </w:rPr>
-              <w:t>890,145</w:t>
+              <w:t>1,311,100</w:t>
             </w:r>
           </w:p>
         </w:tc>
@@ -11597,7 +11633,7 @@
                 <w:color w:val="1A1A19"/>
                 <w:sz w:val="17"/>
               </w:rPr>
-              <w:t>1,112,681</w:t>
+              <w:t>1,573,320</w:t>
             </w:r>
           </w:p>
         </w:tc>
@@ -11625,7 +11661,7 @@
                 <w:color w:val="1A1A19"/>
                 <w:sz w:val="17"/>
               </w:rPr>
-              <w:t>Algeria — Vestwoods (3→8, 100% LC)</w:t>
+              <w:t>Nigeria — Al Reem (0→25, from Y2)</w:t>
             </w:r>
           </w:p>
         </w:tc>
@@ -11652,7 +11688,7 @@
                 <w:color w:val="1A1A19"/>
                 <w:sz w:val="17"/>
               </w:rPr>
-              <w:t>1,181,646</w:t>
+              <w:t>0</w:t>
             </w:r>
           </w:p>
         </w:tc>
@@ -11679,7 +11715,7 @@
                 <w:color w:val="1A1A19"/>
                 <w:sz w:val="17"/>
               </w:rPr>
-              <w:t>1,575,528</w:t>
+              <w:t>419,552</w:t>
             </w:r>
           </w:p>
         </w:tc>
@@ -11706,7 +11742,7 @@
                 <w:color w:val="1A1A19"/>
                 <w:sz w:val="17"/>
               </w:rPr>
-              <w:t>2,363,292</w:t>
+              <w:t>629,328</w:t>
             </w:r>
           </w:p>
         </w:tc>
@@ -11733,7 +11769,7 @@
                 <w:color w:val="1A1A19"/>
                 <w:sz w:val="17"/>
               </w:rPr>
-              <w:t>2,757,174</w:t>
+              <w:t>943,992</w:t>
             </w:r>
           </w:p>
         </w:tc>
@@ -11760,7 +11796,7 @@
                 <w:color w:val="1A1A19"/>
                 <w:sz w:val="17"/>
               </w:rPr>
-              <w:t>3,151,056</w:t>
+              <w:t>1,311,100</w:t>
             </w:r>
           </w:p>
         </w:tc>
@@ -11789,7 +11825,7 @@
                 <w:color w:val="1A1A19"/>
                 <w:sz w:val="17"/>
               </w:rPr>
-              <w:t>Libya — Vestwoods (0→8, from Y2)</w:t>
+              <w:t>Algeria — Vestwoods (3→8, 100% LC)</w:t>
             </w:r>
           </w:p>
         </w:tc>
@@ -11817,7 +11853,7 @@
                 <w:color w:val="1A1A19"/>
                 <w:sz w:val="17"/>
               </w:rPr>
-              <w:t>0</w:t>
+              <w:t>1,181,583</w:t>
             </w:r>
           </w:p>
         </w:tc>
@@ -11845,7 +11881,7 @@
                 <w:color w:val="1A1A19"/>
                 <w:sz w:val="17"/>
               </w:rPr>
-              <w:t>1,575,528</w:t>
+              <w:t>1,417,900</w:t>
             </w:r>
           </w:p>
         </w:tc>
@@ -11873,7 +11909,7 @@
                 <w:color w:val="1A1A19"/>
                 <w:sz w:val="17"/>
               </w:rPr>
-              <w:t>1,969,410</w:t>
+              <w:t>1,701,480</w:t>
             </w:r>
           </w:p>
         </w:tc>
@@ -11901,7 +11937,7 @@
                 <w:color w:val="1A1A19"/>
                 <w:sz w:val="17"/>
               </w:rPr>
-              <w:t>2,363,292</w:t>
+              <w:t>2,041,775</w:t>
             </w:r>
           </w:p>
         </w:tc>
@@ -11929,7 +11965,7 @@
                 <w:color w:val="1A1A19"/>
                 <w:sz w:val="17"/>
               </w:rPr>
-              <w:t>3,151,056</w:t>
+              <w:t>2,450,131</w:t>
             </w:r>
           </w:p>
         </w:tc>
@@ -11944,6 +11980,169 @@
               <w:start w:w="110" w:type="dxa"/>
               <w:end w:w="110" w:type="dxa"/>
             </w:tcMar>
+          </w:tcPr>
+          <w:p>
+            <w:pPr>
+              <w:spacing w:after="0"/>
+            </w:pPr>
+            <w:r>
+              <w:rPr>
+                <w:rFonts w:ascii="Calibri" w:hAnsi="Calibri"/>
+                <w:b w:val="0"/>
+                <w:i w:val="0"/>
+                <w:color w:val="1A1A19"/>
+                <w:sz w:val="17"/>
+              </w:rPr>
+              <w:t>Libya — Vestwoods (0→8, from Y2)</w:t>
+            </w:r>
+          </w:p>
+        </w:tc>
+        <w:tc>
+          <w:tcPr>
+            <w:tcW w:type="dxa" w:w="1368"/>
+            <w:tcMar>
+              <w:top w:w="60" w:type="dxa"/>
+              <w:bottom w:w="60" w:type="dxa"/>
+              <w:start w:w="110" w:type="dxa"/>
+              <w:end w:w="110" w:type="dxa"/>
+            </w:tcMar>
+          </w:tcPr>
+          <w:p>
+            <w:pPr>
+              <w:spacing w:after="0"/>
+              <w:jc w:val="right"/>
+            </w:pPr>
+            <w:r>
+              <w:rPr>
+                <w:rFonts w:ascii="Calibri" w:hAnsi="Calibri"/>
+                <w:b w:val="0"/>
+                <w:i w:val="0"/>
+                <w:color w:val="1A1A19"/>
+                <w:sz w:val="17"/>
+              </w:rPr>
+              <w:t>0</w:t>
+            </w:r>
+          </w:p>
+        </w:tc>
+        <w:tc>
+          <w:tcPr>
+            <w:tcW w:type="dxa" w:w="1368"/>
+            <w:tcMar>
+              <w:top w:w="60" w:type="dxa"/>
+              <w:bottom w:w="60" w:type="dxa"/>
+              <w:start w:w="110" w:type="dxa"/>
+              <w:end w:w="110" w:type="dxa"/>
+            </w:tcMar>
+          </w:tcPr>
+          <w:p>
+            <w:pPr>
+              <w:spacing w:after="0"/>
+              <w:jc w:val="right"/>
+            </w:pPr>
+            <w:r>
+              <w:rPr>
+                <w:rFonts w:ascii="Calibri" w:hAnsi="Calibri"/>
+                <w:b w:val="0"/>
+                <w:i w:val="0"/>
+                <w:color w:val="1A1A19"/>
+                <w:sz w:val="17"/>
+              </w:rPr>
+              <w:t>1,576,000</w:t>
+            </w:r>
+          </w:p>
+        </w:tc>
+        <w:tc>
+          <w:tcPr>
+            <w:tcW w:type="dxa" w:w="1368"/>
+            <w:tcMar>
+              <w:top w:w="60" w:type="dxa"/>
+              <w:bottom w:w="60" w:type="dxa"/>
+              <w:start w:w="110" w:type="dxa"/>
+              <w:end w:w="110" w:type="dxa"/>
+            </w:tcMar>
+          </w:tcPr>
+          <w:p>
+            <w:pPr>
+              <w:spacing w:after="0"/>
+              <w:jc w:val="right"/>
+            </w:pPr>
+            <w:r>
+              <w:rPr>
+                <w:rFonts w:ascii="Calibri" w:hAnsi="Calibri"/>
+                <w:b w:val="0"/>
+                <w:i w:val="0"/>
+                <w:color w:val="1A1A19"/>
+                <w:sz w:val="17"/>
+              </w:rPr>
+              <w:t>1,891,200</w:t>
+            </w:r>
+          </w:p>
+        </w:tc>
+        <w:tc>
+          <w:tcPr>
+            <w:tcW w:type="dxa" w:w="1368"/>
+            <w:tcMar>
+              <w:top w:w="60" w:type="dxa"/>
+              <w:bottom w:w="60" w:type="dxa"/>
+              <w:start w:w="110" w:type="dxa"/>
+              <w:end w:w="110" w:type="dxa"/>
+            </w:tcMar>
+          </w:tcPr>
+          <w:p>
+            <w:pPr>
+              <w:spacing w:after="0"/>
+              <w:jc w:val="right"/>
+            </w:pPr>
+            <w:r>
+              <w:rPr>
+                <w:rFonts w:ascii="Calibri" w:hAnsi="Calibri"/>
+                <w:b w:val="0"/>
+                <w:i w:val="0"/>
+                <w:color w:val="1A1A19"/>
+                <w:sz w:val="17"/>
+              </w:rPr>
+              <w:t>2,269,440</w:t>
+            </w:r>
+          </w:p>
+        </w:tc>
+        <w:tc>
+          <w:tcPr>
+            <w:tcW w:type="dxa" w:w="1368"/>
+            <w:tcMar>
+              <w:top w:w="60" w:type="dxa"/>
+              <w:bottom w:w="60" w:type="dxa"/>
+              <w:start w:w="110" w:type="dxa"/>
+              <w:end w:w="110" w:type="dxa"/>
+            </w:tcMar>
+          </w:tcPr>
+          <w:p>
+            <w:pPr>
+              <w:spacing w:after="0"/>
+              <w:jc w:val="right"/>
+            </w:pPr>
+            <w:r>
+              <w:rPr>
+                <w:rFonts w:ascii="Calibri" w:hAnsi="Calibri"/>
+                <w:b w:val="0"/>
+                <w:i w:val="0"/>
+                <w:color w:val="1A1A19"/>
+                <w:sz w:val="17"/>
+              </w:rPr>
+              <w:t>2,723,328</w:t>
+            </w:r>
+          </w:p>
+        </w:tc>
+      </w:tr>
+      <w:tr>
+        <w:tc>
+          <w:tcPr>
+            <w:tcW w:type="dxa" w:w="3384"/>
+            <w:tcMar>
+              <w:top w:w="60" w:type="dxa"/>
+              <w:bottom w:w="60" w:type="dxa"/>
+              <w:start w:w="110" w:type="dxa"/>
+              <w:end w:w="110" w:type="dxa"/>
+            </w:tcMar>
             <w:shd w:val="clear" w:color="auto" w:fill="E9EDF0"/>
           </w:tcPr>
           <w:p>
@@ -11986,7 +12185,7 @@
                 <w:color w:val="0F2942"/>
                 <w:sz w:val="17"/>
               </w:rPr>
-              <w:t>6,522,526</w:t>
+              <w:t>6,195,613</w:t>
             </w:r>
           </w:p>
         </w:tc>
@@ -12014,7 +12213,7 @@
                 <w:color w:val="0F2942"/>
                 <w:sz w:val="17"/>
               </w:rPr>
-              <w:t>9,700,590</w:t>
+              <w:t>10,101,570</w:t>
             </w:r>
           </w:p>
         </w:tc>
@@ -12042,7 +12241,7 @@
                 <w:color w:val="0F2942"/>
                 <w:sz w:val="17"/>
               </w:rPr>
-              <w:t>12,529,469</w:t>
+              <w:t>13,013,431</w:t>
             </w:r>
           </w:p>
         </w:tc>
@@ -12070,7 +12269,7 @@
                 <w:color w:val="0F2942"/>
                 <w:sz w:val="17"/>
               </w:rPr>
-              <w:t>15,358,348</w:t>
+              <w:t>15,511,230</w:t>
             </w:r>
           </w:p>
         </w:tc>
@@ -12098,7 +12297,7 @@
                 <w:color w:val="0F2942"/>
                 <w:sz w:val="17"/>
               </w:rPr>
-              <w:t>19,442,373</w:t>
+              <w:t>19,022,538</w:t>
             </w:r>
           </w:p>
         </w:tc>
@@ -12155,7 +12354,7 @@
       <w:r>
         <w:drawing>
           <wp:inline xmlns:a="http://schemas.openxmlformats.org/drawingml/2006/main" xmlns:pic="http://schemas.openxmlformats.org/drawingml/2006/picture">
-            <wp:extent cx="5394960" cy="3046104"/>
+            <wp:extent cx="5394960" cy="3004842"/>
             <wp:docPr id="5" name="Picture 5"/>
             <wp:cNvGraphicFramePr>
               <a:graphicFrameLocks noChangeAspect="1"/>
@@ -12176,7 +12375,7 @@
                   <pic:spPr>
                     <a:xfrm>
                       <a:off x="0" y="0"/>
-                      <a:ext cx="5394960" cy="3046104"/>
+                      <a:ext cx="5394960" cy="3004842"/>
                     </a:xfrm>
                     <a:prstGeom prst="rect"/>
                   </pic:spPr>
@@ -12220,7 +12419,7 @@
           <w:color w:val="1A1A19"/>
           <w:sz w:val="21"/>
         </w:rPr>
-        <w:t>Year 1 is modelled month-by-month in the workbook. Egypt revenue ramps from the operating showroom in September to a two-showroom, ten-dealer run-rate by summer; Sudan orders land in alternate months from January; Algeria's first LC orders ship from March. Operating break-even arrives in Month 4 (November 2026) and cumulative break-even in Month 8 (March 2027).</w:t>
+        <w:t>Year 1 is modelled month-by-month in the workbook. Egypt revenue ramps from the operating showroom in August to a two-showroom, ten-dealer run-rate by summer; Sudan orders land in alternate months from January; Algeria's first LC orders ship from March. Operating and cumulative break-even both arrive in Month 6 (January 2027), and Year-1 net profit of USD 1,031,391 already exceeds the full raise.</w:t>
       </w:r>
     </w:p>
     <w:p>
@@ -12275,7 +12474,7 @@
           <w:color w:val="5C5B57"/>
           <w:sz w:val="17"/>
         </w:rPr>
-        <w:t>Minimum cash USD 120,114 (Oct-26); Year-1 ending cash USD 1,369,085.</w:t>
+        <w:t>Minimum cash USD 96,046 (Jan-27); Year-1 ending cash USD 2,021,553.</w:t>
       </w:r>
     </w:p>
     <w:p>
@@ -12535,7 +12734,7 @@
                 <w:color w:val="1A1A19"/>
                 <w:sz w:val="17"/>
               </w:rPr>
-              <w:t>6,043,019</w:t>
+              <w:t>5,587,787</w:t>
             </w:r>
           </w:p>
         </w:tc>
@@ -12562,7 +12761,7 @@
                 <w:color w:val="1A1A19"/>
                 <w:sz w:val="17"/>
               </w:rPr>
-              <w:t>9,651,237</w:t>
+              <w:t>10,449,448</w:t>
             </w:r>
           </w:p>
         </w:tc>
@@ -12589,7 +12788,7 @@
                 <w:color w:val="1A1A19"/>
                 <w:sz w:val="17"/>
               </w:rPr>
-              <w:t>12,437,386</w:t>
+              <w:t>12,961,442</w:t>
             </w:r>
           </w:p>
         </w:tc>
@@ -12616,7 +12815,7 @@
                 <w:color w:val="1A1A19"/>
                 <w:sz w:val="17"/>
               </w:rPr>
-              <w:t>15,266,265</w:t>
+              <w:t>15,448,843</w:t>
             </w:r>
           </w:p>
         </w:tc>
@@ -12643,7 +12842,7 @@
                 <w:color w:val="1A1A19"/>
                 <w:sz w:val="17"/>
               </w:rPr>
-              <w:t>19,284,700</w:t>
+              <w:t>18,947,673</w:t>
             </w:r>
           </w:p>
         </w:tc>
@@ -12700,7 +12899,7 @@
                 <w:color w:val="1A1A19"/>
                 <w:sz w:val="17"/>
               </w:rPr>
-              <w:t>1,500,000</w:t>
+              <w:t>1,000,000</w:t>
             </w:r>
           </w:p>
         </w:tc>
@@ -12867,7 +13066,7 @@
                 <w:color w:val="1A1A19"/>
                 <w:sz w:val="17"/>
               </w:rPr>
-              <w:t>(5,380,920)</w:t>
+              <w:t>(3,738,413)</w:t>
             </w:r>
           </w:p>
         </w:tc>
@@ -12894,7 +13093,7 @@
                 <w:color w:val="1A1A19"/>
                 <w:sz w:val="17"/>
               </w:rPr>
-              <w:t>(6,954,058)</w:t>
+              <w:t>(6,689,517)</w:t>
             </w:r>
           </w:p>
         </w:tc>
@@ -12921,7 +13120,7 @@
                 <w:color w:val="1A1A19"/>
                 <w:sz w:val="17"/>
               </w:rPr>
-              <w:t>(10,060,054)</w:t>
+              <w:t>(8,352,455)</w:t>
             </w:r>
           </w:p>
         </w:tc>
@@ -12948,7 +13147,7 @@
                 <w:color w:val="1A1A19"/>
                 <w:sz w:val="17"/>
               </w:rPr>
-              <w:t>(12,410,665)</w:t>
+              <w:t>(9,953,846)</w:t>
             </w:r>
           </w:p>
         </w:tc>
@@ -12975,7 +13174,7 @@
                 <w:color w:val="1A1A19"/>
                 <w:sz w:val="17"/>
               </w:rPr>
-              <w:t>(15,626,356)</w:t>
+              <w:t>(12,214,105)</w:t>
             </w:r>
           </w:p>
         </w:tc>
@@ -13032,7 +13231,7 @@
                 <w:color w:val="1A1A19"/>
                 <w:sz w:val="17"/>
               </w:rPr>
-              <w:t>(793,014)</w:t>
+              <w:t>(827,821)</w:t>
             </w:r>
           </w:p>
         </w:tc>
@@ -13060,7 +13259,7 @@
                 <w:color w:val="1A1A19"/>
                 <w:sz w:val="17"/>
               </w:rPr>
-              <w:t>(977,608)</w:t>
+              <w:t>(965,528)</w:t>
             </w:r>
           </w:p>
         </w:tc>
@@ -13088,7 +13287,7 @@
                 <w:color w:val="1A1A19"/>
                 <w:sz w:val="17"/>
               </w:rPr>
-              <w:t>(1,239,607)</w:t>
+              <w:t>(1,225,590)</w:t>
             </w:r>
           </w:p>
         </w:tc>
@@ -13116,7 +13315,7 @@
                 <w:color w:val="1A1A19"/>
                 <w:sz w:val="17"/>
               </w:rPr>
-              <w:t>(1,558,367)</w:t>
+              <w:t>(1,530,096)</w:t>
             </w:r>
           </w:p>
         </w:tc>
@@ -13144,7 +13343,7 @@
                 <w:color w:val="1A1A19"/>
                 <w:sz w:val="17"/>
               </w:rPr>
-              <w:t>(2,058,850)</w:t>
+              <w:t>(2,008,137)</w:t>
             </w:r>
           </w:p>
         </w:tc>
@@ -13226,7 +13425,7 @@
                 <w:color w:val="1A1A19"/>
                 <w:sz w:val="17"/>
               </w:rPr>
-              <w:t>(83,803)</w:t>
+              <w:t>(299,436)</w:t>
             </w:r>
           </w:p>
         </w:tc>
@@ -13253,7 +13452,7 @@
                 <w:color w:val="1A1A19"/>
                 <w:sz w:val="17"/>
               </w:rPr>
-              <w:t>(151,425)</w:t>
+              <w:t>(554,474)</w:t>
             </w:r>
           </w:p>
         </w:tc>
@@ -13280,7 +13479,7 @@
                 <w:color w:val="1A1A19"/>
                 <w:sz w:val="17"/>
               </w:rPr>
-              <w:t>(200,086)</w:t>
+              <w:t>(719,503)</w:t>
             </w:r>
           </w:p>
         </w:tc>
@@ -13307,7 +13506,7 @@
                 <w:color w:val="1A1A19"/>
                 <w:sz w:val="17"/>
               </w:rPr>
-              <w:t>(235,255)</w:t>
+              <w:t>(842,026)</w:t>
             </w:r>
           </w:p>
         </w:tc>
@@ -13392,7 +13591,7 @@
                 <w:color w:val="1A1A19"/>
                 <w:sz w:val="17"/>
               </w:rPr>
-              <w:t>(288,656)</w:t>
+              <w:t>(1,031,391)</w:t>
             </w:r>
           </w:p>
         </w:tc>
@@ -13420,7 +13619,7 @@
                 <w:color w:val="1A1A19"/>
                 <w:sz w:val="17"/>
               </w:rPr>
-              <w:t>(521,577)</w:t>
+              <w:t>(1,909,854)</w:t>
             </w:r>
           </w:p>
         </w:tc>
@@ -13448,7 +13647,7 @@
                 <w:color w:val="1A1A19"/>
                 <w:sz w:val="17"/>
               </w:rPr>
-              <w:t>(689,185)</w:t>
+              <w:t>(2,478,290)</w:t>
             </w:r>
           </w:p>
         </w:tc>
@@ -13476,7 +13675,7 @@
                 <w:color w:val="1A1A19"/>
                 <w:sz w:val="17"/>
               </w:rPr>
-              <w:t>(810,324)</w:t>
+              <w:t>(2,900,311)</w:t>
             </w:r>
           </w:p>
         </w:tc>
@@ -13696,7 +13895,7 @@
                 <w:color w:val="1A1A19"/>
                 <w:sz w:val="17"/>
               </w:rPr>
-              <w:t>1,369,085</w:t>
+              <w:t>2,021,553</w:t>
             </w:r>
           </w:p>
         </w:tc>
@@ -13724,7 +13923,7 @@
                 <w:color w:val="1A1A19"/>
                 <w:sz w:val="17"/>
               </w:rPr>
-              <w:t>1,322,112</w:t>
+              <w:t>1,438,576</w:t>
             </w:r>
           </w:p>
         </w:tc>
@@ -13752,7 +13951,7 @@
                 <w:color w:val="1A1A19"/>
                 <w:sz w:val="17"/>
               </w:rPr>
-              <w:t>434,723</w:t>
+              <w:t>889,070</w:t>
             </w:r>
           </w:p>
         </w:tc>
@@ -13780,7 +13979,7 @@
                 <w:color w:val="1A1A19"/>
                 <w:sz w:val="17"/>
               </w:rPr>
-              <w:t>372,962</w:t>
+              <w:t>732,108</w:t>
             </w:r>
           </w:p>
         </w:tc>
@@ -13808,7 +14007,7 @@
                 <w:color w:val="1A1A19"/>
                 <w:sz w:val="17"/>
               </w:rPr>
-              <w:t>513,915</w:t>
+              <w:t>943,094</w:t>
             </w:r>
           </w:p>
         </w:tc>
@@ -13865,7 +14064,7 @@
                 <w:color w:val="0F2942"/>
                 <w:sz w:val="17"/>
               </w:rPr>
-              <w:t>1,369,085</w:t>
+              <w:t>2,021,553</w:t>
             </w:r>
           </w:p>
         </w:tc>
@@ -13893,7 +14092,7 @@
                 <w:color w:val="0F2942"/>
                 <w:sz w:val="17"/>
               </w:rPr>
-              <w:t>2,691,198</w:t>
+              <w:t>3,460,129</w:t>
             </w:r>
           </w:p>
         </w:tc>
@@ -13921,7 +14120,7 @@
                 <w:color w:val="0F2942"/>
                 <w:sz w:val="17"/>
               </w:rPr>
-              <w:t>3,125,920</w:t>
+              <w:t>4,349,199</w:t>
             </w:r>
           </w:p>
         </w:tc>
@@ -13949,7 +14148,7 @@
                 <w:color w:val="0F2942"/>
                 <w:sz w:val="17"/>
               </w:rPr>
-              <w:t>3,498,882</w:t>
+              <w:t>5,081,307</w:t>
             </w:r>
           </w:p>
         </w:tc>
@@ -13977,7 +14176,7 @@
                 <w:color w:val="0F2942"/>
                 <w:sz w:val="17"/>
               </w:rPr>
-              <w:t>4,012,797</w:t>
+              <w:t>6,024,401</w:t>
             </w:r>
           </w:p>
         </w:tc>
@@ -14011,7 +14210,7 @@
           <w:color w:val="1A1A19"/>
           <w:sz w:val="21"/>
         </w:rPr>
-        <w:t xml:space="preserve">The Month-13 credit switch — </w:t>
+        <w:t xml:space="preserve">Credit-powered growth — </w:t>
       </w:r>
       <w:r>
         <w:rPr>
@@ -14021,7 +14220,7 @@
           <w:color w:val="1A1A19"/>
           <w:sz w:val="21"/>
         </w:rPr>
-        <w:t>from Year 2, Vestwoods terms convert to 10% down + 90% at 3-month credit, releasing ~90% of container capital. Closing cash rises every year even while distributing 100% of profits — no capital call after Tranche 2.</w:t>
+        <w:t>Sinosure-backed supplier credit (10% down + 90% at 3-month credit) carries ~22.5% of each year's Vestwoods purchases into the next year. Closing cash rises every year even while distributing 100% of profits — no capital call after Tranche 2.</w:t>
       </w:r>
     </w:p>
     <w:p>
@@ -14057,7 +14256,7 @@
           <w:color w:val="1A1A19"/>
           <w:sz w:val="21"/>
         </w:rPr>
-        <w:t>Year 1 depends on the raise: the peak self-funded deficit is USD 1,289,098 under 100% prepayment. This is a working-capital risk with a contractual exit (the credit switch), not a demand risk.</w:t>
+        <w:t>Year 1 depends on the raise: the peak self-funded deficit is USD 903,954 in January 2027, and minimum cash with the raise is USD 96,046 — a thin buffer that the optional accelerator widens. This is a working-capital risk, not a demand risk.</w:t>
       </w:r>
     </w:p>
     <w:p>
@@ -14290,7 +14489,7 @@
                 <w:color w:val="1A1A19"/>
                 <w:sz w:val="18"/>
               </w:rPr>
-              <w:t>527,813</w:t>
+              <w:t>513,321</w:t>
             </w:r>
           </w:p>
         </w:tc>
@@ -14375,7 +14574,7 @@
                 <w:color w:val="1A1A19"/>
                 <w:sz w:val="18"/>
               </w:rPr>
-              <w:t>660,408</w:t>
+              <w:t>660,328</w:t>
             </w:r>
           </w:p>
         </w:tc>
@@ -14457,7 +14656,7 @@
                 <w:color w:val="1A1A19"/>
                 <w:sz w:val="18"/>
               </w:rPr>
-              <w:t>842,607</w:t>
+              <w:t>840,590</w:t>
             </w:r>
           </w:p>
         </w:tc>
@@ -14542,7 +14741,7 @@
                 <w:color w:val="1A1A19"/>
                 <w:sz w:val="18"/>
               </w:rPr>
-              <w:t>1,041,367</w:t>
+              <w:t>1,025,096</w:t>
             </w:r>
           </w:p>
         </w:tc>
@@ -14624,7 +14823,7 @@
                 <w:color w:val="1A1A19"/>
                 <w:sz w:val="18"/>
               </w:rPr>
-              <w:t>1,406,850</w:t>
+              <w:t>1,368,137</w:t>
             </w:r>
           </w:p>
         </w:tc>
@@ -14707,7 +14906,7 @@
           <w:color w:val="1A1A19"/>
           <w:sz w:val="21"/>
         </w:rPr>
-        <w:t>USD 1,500,000 into NORCO Egypt for 50% of its shares — funding requirement band USD 1,000,000 – 1,500,000. At the USD 1.0M minimum, the container plan stretches and break-even shifts ~2 months; the recommended USD 1.5M funds the full two-division plan with buffer.</w:t>
+        <w:t>USD 1,000,000 into NORCO Egypt for 50% of its shares, released in two milestone-gated tranches of USD 500,000. An optional USD 500,000 accelerator (by mutual agreement, Months 6–12) lifts the ceiling to USD 1.5M — adding standing buffer and pulling Al Reem and Libya volumes forward.</w:t>
       </w:r>
     </w:p>
     <w:tbl>
@@ -14893,7 +15092,7 @@
                 <w:color w:val="1A1A19"/>
                 <w:sz w:val="17"/>
               </w:rPr>
-              <w:t>1,000,000</w:t>
+              <w:t>500,000</w:t>
             </w:r>
           </w:p>
         </w:tc>
@@ -14947,7 +15146,7 @@
                 <w:color w:val="1A1A19"/>
                 <w:sz w:val="17"/>
               </w:rPr>
-              <w:t>Vestwoods prepaid container waves + first Al Reem containers, setup, opex runway</w:t>
+              <w:t>First Vestwoods containers (Sinosure credit approved), first Al Reem containers, setup, opex runway</w:t>
             </w:r>
           </w:p>
         </w:tc>
@@ -15060,7 +15259,7 @@
                 <w:color w:val="1A1A19"/>
                 <w:sz w:val="17"/>
               </w:rPr>
-              <w:t>Released on ≥3 containers sold through + Sudan advances received; funds waves 4-6</w:t>
+              <w:t>Released on ≥3 containers sold through + Sudan advances received; funds container waves 4–13</w:t>
             </w:r>
           </w:p>
         </w:tc>
@@ -15075,6 +15274,115 @@
               <w:start w:w="110" w:type="dxa"/>
               <w:end w:w="110" w:type="dxa"/>
             </w:tcMar>
+          </w:tcPr>
+          <w:p>
+            <w:pPr>
+              <w:spacing w:after="0"/>
+            </w:pPr>
+            <w:r>
+              <w:rPr>
+                <w:rFonts w:ascii="Calibri" w:hAnsi="Calibri"/>
+                <w:b w:val="0"/>
+                <w:i w:val="0"/>
+                <w:color w:val="1A1A19"/>
+                <w:sz w:val="17"/>
+              </w:rPr>
+              <w:t>Optional accelerator</w:t>
+            </w:r>
+          </w:p>
+        </w:tc>
+        <w:tc>
+          <w:tcPr>
+            <w:tcW w:type="dxa" w:w="1368"/>
+            <w:tcMar>
+              <w:top w:w="60" w:type="dxa"/>
+              <w:bottom w:w="60" w:type="dxa"/>
+              <w:start w:w="110" w:type="dxa"/>
+              <w:end w:w="110" w:type="dxa"/>
+            </w:tcMar>
+          </w:tcPr>
+          <w:p>
+            <w:pPr>
+              <w:spacing w:after="0"/>
+              <w:jc w:val="right"/>
+            </w:pPr>
+            <w:r>
+              <w:rPr>
+                <w:rFonts w:ascii="Calibri" w:hAnsi="Calibri"/>
+                <w:b w:val="0"/>
+                <w:i w:val="0"/>
+                <w:color w:val="1A1A19"/>
+                <w:sz w:val="17"/>
+              </w:rPr>
+              <w:t>500,000</w:t>
+            </w:r>
+          </w:p>
+        </w:tc>
+        <w:tc>
+          <w:tcPr>
+            <w:tcW w:type="dxa" w:w="2592"/>
+            <w:tcMar>
+              <w:top w:w="60" w:type="dxa"/>
+              <w:bottom w:w="60" w:type="dxa"/>
+              <w:start w:w="110" w:type="dxa"/>
+              <w:end w:w="110" w:type="dxa"/>
+            </w:tcMar>
+          </w:tcPr>
+          <w:p>
+            <w:pPr>
+              <w:spacing w:after="0"/>
+              <w:jc w:val="right"/>
+            </w:pPr>
+            <w:r>
+              <w:rPr>
+                <w:rFonts w:ascii="Calibri" w:hAnsi="Calibri"/>
+                <w:b w:val="0"/>
+                <w:i w:val="0"/>
+                <w:color w:val="1A1A19"/>
+                <w:sz w:val="17"/>
+              </w:rPr>
+              <w:t>Months 6–12, by mutual agreement</w:t>
+            </w:r>
+          </w:p>
+        </w:tc>
+        <w:tc>
+          <w:tcPr>
+            <w:tcW w:type="dxa" w:w="4176"/>
+            <w:tcMar>
+              <w:top w:w="60" w:type="dxa"/>
+              <w:bottom w:w="60" w:type="dxa"/>
+              <w:start w:w="110" w:type="dxa"/>
+              <w:end w:w="110" w:type="dxa"/>
+            </w:tcMar>
+          </w:tcPr>
+          <w:p>
+            <w:pPr>
+              <w:spacing w:after="0"/>
+              <w:jc w:val="right"/>
+            </w:pPr>
+            <w:r>
+              <w:rPr>
+                <w:rFonts w:ascii="Calibri" w:hAnsi="Calibri"/>
+                <w:b w:val="0"/>
+                <w:i w:val="0"/>
+                <w:color w:val="1A1A19"/>
+                <w:sz w:val="17"/>
+              </w:rPr>
+              <w:t>Buffer / faster Al Reem &amp; Libya ramp; brings total to the USD 1.5M ceiling</w:t>
+            </w:r>
+          </w:p>
+        </w:tc>
+      </w:tr>
+      <w:tr>
+        <w:tc>
+          <w:tcPr>
+            <w:tcW w:type="dxa" w:w="1944"/>
+            <w:tcMar>
+              <w:top w:w="60" w:type="dxa"/>
+              <w:bottom w:w="60" w:type="dxa"/>
+              <w:start w:w="110" w:type="dxa"/>
+              <w:end w:w="110" w:type="dxa"/>
+            </w:tcMar>
             <w:shd w:val="clear" w:color="auto" w:fill="E9EDF0"/>
           </w:tcPr>
           <w:p>
@@ -15089,7 +15397,7 @@
                 <w:color w:val="0F2942"/>
                 <w:sz w:val="17"/>
               </w:rPr>
-              <w:t>Total</w:t>
+              <w:t>Core total (T1 + T2)</w:t>
             </w:r>
           </w:p>
         </w:tc>
@@ -15117,7 +15425,7 @@
                 <w:color w:val="0F2942"/>
                 <w:sz w:val="17"/>
               </w:rPr>
-              <w:t>1,500,000</w:t>
+              <w:t>1,000,000</w:t>
             </w:r>
           </w:p>
         </w:tc>
@@ -15249,7 +15557,7 @@
           <w:color w:val="1A1A19"/>
           <w:sz w:val="21"/>
         </w:rPr>
-        <w:t>Dividend policy: 100% of net profit distributed annually in arrears — the investor receives half of every distribution. Valuing the retained 50% stake at a conservative 5× Year-5 net profit adds USD 2,405,528 of terminal value:</w:t>
+        <w:t>Dividend policy: 100% of net profit distributed annually in arrears — the investor receives half of every distribution: USD 4,159,922 over the five-year window, 4.2x the capital from dividends alone (48% IRR). Valuing the retained 50% stake at 5× Year-5 net profit adds USD 8,626,433 of terminal value, lifting the total return to 12.8x (79% IRR):</w:t>
       </w:r>
     </w:p>
     <w:tbl>
@@ -15522,7 +15830,7 @@
                 <w:color w:val="1A1A19"/>
                 <w:sz w:val="17"/>
               </w:rPr>
-              <w:t>(1,500,000)</w:t>
+              <w:t>(1,000,000)</w:t>
             </w:r>
           </w:p>
         </w:tc>
@@ -15770,7 +16078,7 @@
                 <w:color w:val="1A1A19"/>
                 <w:sz w:val="17"/>
               </w:rPr>
-              <w:t>144,328</w:t>
+              <w:t>515,695</w:t>
             </w:r>
           </w:p>
         </w:tc>
@@ -15798,7 +16106,7 @@
                 <w:color w:val="1A1A19"/>
                 <w:sz w:val="17"/>
               </w:rPr>
-              <w:t>260,788</w:t>
+              <w:t>954,927</w:t>
             </w:r>
           </w:p>
         </w:tc>
@@ -15826,7 +16134,7 @@
                 <w:color w:val="1A1A19"/>
                 <w:sz w:val="17"/>
               </w:rPr>
-              <w:t>344,592</w:t>
+              <w:t>1,239,145</w:t>
             </w:r>
           </w:p>
         </w:tc>
@@ -15854,7 +16162,7 @@
                 <w:color w:val="1A1A19"/>
                 <w:sz w:val="17"/>
               </w:rPr>
-              <w:t>405,162</w:t>
+              <w:t>1,450,155</w:t>
             </w:r>
           </w:p>
         </w:tc>
@@ -16044,7 +16352,7 @@
                 <w:color w:val="1A1A19"/>
                 <w:sz w:val="17"/>
               </w:rPr>
-              <w:t>2,405,528</w:t>
+              <w:t>8,626,433</w:t>
             </w:r>
           </w:p>
         </w:tc>
@@ -16101,7 +16409,7 @@
                 <w:color w:val="0F2942"/>
                 <w:sz w:val="17"/>
               </w:rPr>
-              <w:t>(1,500,000)</w:t>
+              <w:t>(1,000,000)</w:t>
             </w:r>
           </w:p>
         </w:tc>
@@ -16157,7 +16465,7 @@
                 <w:color w:val="0F2942"/>
                 <w:sz w:val="17"/>
               </w:rPr>
-              <w:t>144,328</w:t>
+              <w:t>515,695</w:t>
             </w:r>
           </w:p>
         </w:tc>
@@ -16185,7 +16493,7 @@
                 <w:color w:val="0F2942"/>
                 <w:sz w:val="17"/>
               </w:rPr>
-              <w:t>260,788</w:t>
+              <w:t>954,927</w:t>
             </w:r>
           </w:p>
         </w:tc>
@@ -16213,7 +16521,7 @@
                 <w:color w:val="0F2942"/>
                 <w:sz w:val="17"/>
               </w:rPr>
-              <w:t>344,592</w:t>
+              <w:t>1,239,145</w:t>
             </w:r>
           </w:p>
         </w:tc>
@@ -16241,7 +16549,7 @@
                 <w:color w:val="0F2942"/>
                 <w:sz w:val="17"/>
               </w:rPr>
-              <w:t>2,810,690</w:t>
+              <w:t>10,076,588</w:t>
             </w:r>
           </w:p>
         </w:tc>
@@ -16259,7 +16567,7 @@
       <w:r>
         <w:drawing>
           <wp:inline xmlns:a="http://schemas.openxmlformats.org/drawingml/2006/main" xmlns:pic="http://schemas.openxmlformats.org/drawingml/2006/picture">
-            <wp:extent cx="5486400" cy="3096366"/>
+            <wp:extent cx="5486400" cy="2571004"/>
             <wp:docPr id="8" name="Picture 8"/>
             <wp:cNvGraphicFramePr>
               <a:graphicFrameLocks noChangeAspect="1"/>
@@ -16280,7 +16588,7 @@
                   <pic:spPr>
                     <a:xfrm>
                       <a:off x="0" y="0"/>
-                      <a:ext cx="5486400" cy="3096366"/>
+                      <a:ext cx="5486400" cy="2571004"/>
                     </a:xfrm>
                     <a:prstGeom prst="rect"/>
                   </pic:spPr>
@@ -16298,7 +16606,7 @@
       <w:r>
         <w:drawing>
           <wp:inline xmlns:a="http://schemas.openxmlformats.org/drawingml/2006/main" xmlns:pic="http://schemas.openxmlformats.org/drawingml/2006/picture">
-            <wp:extent cx="5486400" cy="2830254"/>
+            <wp:extent cx="5486400" cy="2849178"/>
             <wp:docPr id="9" name="Picture 9"/>
             <wp:cNvGraphicFramePr>
               <a:graphicFrameLocks noChangeAspect="1"/>
@@ -16319,7 +16627,7 @@
                   <pic:spPr>
                     <a:xfrm>
                       <a:off x="0" y="0"/>
-                      <a:ext cx="5486400" cy="2830254"/>
+                      <a:ext cx="5486400" cy="2849178"/>
                     </a:xfrm>
                     <a:prstGeom prst="rect"/>
                   </pic:spPr>
@@ -16789,7 +17097,7 @@
                 <w:color w:val="1A1A19"/>
                 <w:sz w:val="18"/>
               </w:rPr>
-              <w:t>Thin wholesale margins (13%)</w:t>
+              <w:t>Export pricing dependency</w:t>
             </w:r>
           </w:p>
         </w:tc>
@@ -16815,7 +17123,7 @@
                 <w:color w:val="1A1A19"/>
                 <w:sz w:val="18"/>
               </w:rPr>
-              <w:t>Volume discipline; retail mix defended at 50% in Egypt; commissions tied to sales</w:t>
+              <w:t>Export margins rest on the group's negotiated supply pricing; agreements documented and assignable</w:t>
             </w:r>
           </w:p>
         </w:tc>
@@ -17445,7 +17753,7 @@
                 <w:color w:val="1A1A19"/>
                 <w:sz w:val="18"/>
               </w:rPr>
-              <w:t>T2 drawn against milestones; operating break-even (M4); dealers signed; Al Reem retail sell-through in both showrooms; Algeria agency to term sheet</w:t>
+              <w:t>T2 drawn against milestones; operating &amp; cumulative break-even (M6); dealers signed; Al Reem retail sell-through in both showrooms; Algeria agency to term sheet</w:t>
             </w:r>
           </w:p>
         </w:tc>
@@ -17525,7 +17833,7 @@
                 <w:color w:val="1A1A19"/>
                 <w:sz w:val="18"/>
               </w:rPr>
-              <w:t>Algeria first LC orders ship (M8); cumulative break-even (M8); hypermarket listings for Al Reem; Libya distributor due diligence</w:t>
+              <w:t>Algeria first LC orders ship (M8); hypermarket listings for Al Reem; Libya and Nigeria distributor due diligence</w:t>
             </w:r>
           </w:p>
         </w:tc>
@@ -17688,7 +17996,7 @@
                 <w:color w:val="1A1A19"/>
                 <w:sz w:val="18"/>
               </w:rPr>
-              <w:t>41 Vestwoods + 35 Al Reem containers by Y5; Alexandria branch; B2G desk; closing cash USD 4,012,797</w:t>
+              <w:t>41 Vestwoods + 95 Al Reem containers by Y5; Alexandria branch; B2G desk; closing cash USD 6,024,401</w:t>
             </w:r>
           </w:p>
         </w:tc>
@@ -17762,7 +18070,7 @@
                 <w:color w:val="FFFFFF"/>
                 <w:sz w:val="21"/>
               </w:rPr>
-              <w:t>USD 1.5M buys half of a two-division platform that is already built: an exclusive energy-storage agency priced 15–26% under the premium brands, a group-owned houseware supply line with locked margins, and four markets in motion — producing USD 3.3M of net profit over five years, a 21% investor IRR and every dollar of profit distributed.</w:t>
+              <w:t>USD 1.0M buys half of a two-division platform that is already built: an exclusive energy-storage agency priced 15–26% under the premium brands, a group-owned houseware supply line with locked margins, and five markets in motion — producing USD 11.8M of net profit over five years, 4.2x back in dividends alone, and every dollar of profit distributed.</w:t>
             </w:r>
           </w:p>
         </w:tc>
